--- a/manuscript/submission_ready/01_Cover_Letter_JMM.docx
+++ b/manuscript/submission_ready/01_Cover_Letter_JMM.docx
@@ -34,7 +34,7 @@
     </w:p>
     <w:p>
       <w:r>
-        <w:t>On behalf of my co-authors (Sara Lizbeth Franco Amaya, Carlos Ivanhoe Martínez Osorio, and myself), I am pleased to submit our original research manuscript for consideration as a Full Research Article in the Journal of Molecular Modeling:</w:t>
+        <w:t>I am pleased to submit my original research manuscript for consideration as a Full Research Article in the Journal of Molecular Modeling:</w:t>
       </w:r>
     </w:p>
     <w:p>
